--- a/data/sua gia pha 8.5.docx
+++ b/data/sua gia pha 8.5.docx
@@ -37,19 +37,19 @@
     </w:p>
     <w:p>
       <w:pPr>
-        <w:ind w:left="720" w:firstLine="720"/>
-        <w:rPr>
-          <w:sz w:val="20"/>
-          <w:szCs w:val="20"/>
-        </w:rPr>
-      </w:pPr>
-      <w:r>
-        <w:rPr>
-          <w:sz w:val="20"/>
-          <w:szCs w:val="20"/>
-          <w:rtl w:val="0"/>
-        </w:rPr>
-        <w:t xml:space="preserve">I. Cụ Ông Đoàn Văn Hán NM 6/5 - Bà1 Phạm Thị Đức NM 19/8, Bà2 Trần Thị Ruyên NM 17/7, Bà3 Nguyễn Thị Lý NM 11/9 phần mộ cụ ông được táng tại Mỏ Phượng cánh đồng Nội Chùa đồng xóm 12 làng Thọ Lôc</w:t>
+        <w:ind w:left="720" w:firstLine="697.3228346456693"/>
+        <w:rPr>
+          <w:sz w:val="20"/>
+          <w:szCs w:val="20"/>
+        </w:rPr>
+      </w:pPr>
+      <w:r>
+        <w:rPr>
+          <w:sz w:val="20"/>
+          <w:szCs w:val="20"/>
+          <w:rtl w:val="0"/>
+        </w:rPr>
+        <w:t xml:space="preserve">I. Cụ Ông Đoàn Văn Hán NM 6/5 - Bà1 Phạm Thị Đức NM 19/8, Bà2 Trần Thị Ruyên NM 17/7, Bà3 Nguyễn Thị Lý NM 11/9 phần mộ cụ ông được táng tại Mỏ Phượng, cánh đồng Nội Chùa, xóm 12, làng Thọ Lôc</w:t>
       </w:r>
     </w:p>
     <w:p>
@@ -9274,41 +9274,41 @@
           <w:szCs w:val="20"/>
           <w:rtl w:val="0"/>
         </w:rPr>
-        <w:t xml:space="preserve">Bà Đoàn Thị Xuyến NS lấy ô Miễn ở Nguyệt Lãng   </w:t>
-      </w:r>
-    </w:p>
-    <w:p>
-      <w:pPr>
-        <w:ind w:left="5040" w:firstLine="720"/>
-        <w:rPr>
-          <w:sz w:val="20"/>
-          <w:szCs w:val="20"/>
-        </w:rPr>
-      </w:pPr>
-      <w:r>
-        <w:rPr>
-          <w:sz w:val="20"/>
-          <w:szCs w:val="20"/>
-          <w:rtl w:val="0"/>
-        </w:rPr>
-        <w:t xml:space="preserve">Bà Đoàn Thị Nguyện NM (1 tuổi chết)</w:t>
-      </w:r>
-    </w:p>
-    <w:p>
-      <w:pPr>
-        <w:ind w:left="5040" w:firstLine="720"/>
-        <w:rPr>
-          <w:sz w:val="20"/>
-          <w:szCs w:val="20"/>
-        </w:rPr>
-      </w:pPr>
-      <w:r>
-        <w:rPr>
-          <w:sz w:val="20"/>
-          <w:szCs w:val="20"/>
-          <w:rtl w:val="0"/>
-        </w:rPr>
-        <w:t xml:space="preserve">Ông Đoàn Văn Sáng NS 1982 - Bà Nguyễn Thị Linh NS</w:t>
+        <w:t xml:space="preserve">Bà Đoàn Thị Xuyến NS 1978 lấy chồng ở Nguyệt Lãng   </w:t>
+      </w:r>
+    </w:p>
+    <w:p>
+      <w:pPr>
+        <w:ind w:left="5040" w:firstLine="720"/>
+        <w:rPr>
+          <w:sz w:val="20"/>
+          <w:szCs w:val="20"/>
+        </w:rPr>
+      </w:pPr>
+      <w:r>
+        <w:rPr>
+          <w:sz w:val="20"/>
+          <w:szCs w:val="20"/>
+          <w:rtl w:val="0"/>
+        </w:rPr>
+        <w:t xml:space="preserve">Bà Đoàn Thị Nguyện NM (1 tuổi chết) 1/1/1982</w:t>
+      </w:r>
+    </w:p>
+    <w:p>
+      <w:pPr>
+        <w:ind w:left="5040" w:firstLine="720"/>
+        <w:rPr>
+          <w:sz w:val="20"/>
+          <w:szCs w:val="20"/>
+        </w:rPr>
+      </w:pPr>
+      <w:r>
+        <w:rPr>
+          <w:sz w:val="20"/>
+          <w:szCs w:val="20"/>
+          <w:rtl w:val="0"/>
+        </w:rPr>
+        <w:t xml:space="preserve">Ông Đoàn Văn Sáng NS 1982 - Bà Phạm Thị Ngọc Linh NS 1989</w:t>
       </w:r>
     </w:p>
     <w:p>
@@ -9325,7 +9325,7 @@
           <w:szCs w:val="20"/>
           <w:rtl w:val="0"/>
         </w:rPr>
-        <w:t xml:space="preserve">Ông Đoàn Văn Quang NS</w:t>
+        <w:t xml:space="preserve">Ông Đoàn Việt Quang NS 2015</w:t>
       </w:r>
     </w:p>
     <w:p>
@@ -9342,24 +9342,24 @@
           <w:szCs w:val="20"/>
           <w:rtl w:val="0"/>
         </w:rPr>
-        <w:t xml:space="preserve">Bà Đoàn Thị Thảo NS</w:t>
-      </w:r>
-    </w:p>
-    <w:p>
-      <w:pPr>
-        <w:ind w:left="5040" w:firstLine="720"/>
-        <w:rPr>
-          <w:sz w:val="20"/>
-          <w:szCs w:val="20"/>
-        </w:rPr>
-      </w:pPr>
-      <w:r>
-        <w:rPr>
-          <w:sz w:val="20"/>
-          <w:szCs w:val="20"/>
-          <w:rtl w:val="0"/>
-        </w:rPr>
-        <w:t xml:space="preserve">Ông Đoàn Văn Chuyên NS 1990 - Bà Lý Thiên Anh NS</w:t>
+        <w:t xml:space="preserve">Bà Đoàn Thị Phương Thảo NS 2017</w:t>
+      </w:r>
+    </w:p>
+    <w:p>
+      <w:pPr>
+        <w:ind w:left="5040" w:firstLine="720"/>
+        <w:rPr>
+          <w:sz w:val="20"/>
+          <w:szCs w:val="20"/>
+        </w:rPr>
+      </w:pPr>
+      <w:r>
+        <w:rPr>
+          <w:sz w:val="20"/>
+          <w:szCs w:val="20"/>
+          <w:rtl w:val="0"/>
+        </w:rPr>
+        <w:t xml:space="preserve">Ông Đoàn Xuân Tráng (Chuyên) NS 1990 - Bà Lý Thiên Anh NS 1982</w:t>
       </w:r>
     </w:p>
     <w:p>
@@ -9376,58 +9376,75 @@
           <w:szCs w:val="20"/>
           <w:rtl w:val="0"/>
         </w:rPr>
-        <w:t xml:space="preserve">Bà Đoàn Thị Yến NS 2021</w:t>
-      </w:r>
-    </w:p>
-    <w:p>
-      <w:pPr>
-        <w:ind w:left="5040" w:firstLine="720"/>
-        <w:rPr>
-          <w:sz w:val="20"/>
-          <w:szCs w:val="20"/>
-        </w:rPr>
-      </w:pPr>
-      <w:r>
-        <w:rPr>
-          <w:sz w:val="20"/>
-          <w:szCs w:val="20"/>
-          <w:rtl w:val="0"/>
-        </w:rPr>
-        <w:t xml:space="preserve">Bà Đoàn Thị Xuân NS lấy ông Thành ở Vũ Phúc</w:t>
-      </w:r>
-    </w:p>
-    <w:p>
-      <w:pPr>
-        <w:ind w:left="4320" w:firstLine="720"/>
-        <w:rPr>
-          <w:sz w:val="20"/>
-          <w:szCs w:val="20"/>
-        </w:rPr>
-      </w:pPr>
-      <w:r>
-        <w:rPr>
-          <w:sz w:val="20"/>
-          <w:szCs w:val="20"/>
-          <w:rtl w:val="0"/>
-        </w:rPr>
-        <w:t xml:space="preserve">Ông Đoàn Văn Rẫn NS 1966 - Bà Nguyễn Thị Xuân NS 1968</w:t>
-      </w:r>
-    </w:p>
-    <w:p>
-      <w:pPr>
-        <w:ind w:left="5040" w:firstLine="720"/>
-        <w:rPr>
-          <w:sz w:val="20"/>
-          <w:szCs w:val="20"/>
-        </w:rPr>
-      </w:pPr>
-      <w:r>
-        <w:rPr>
-          <w:sz w:val="20"/>
-          <w:szCs w:val="20"/>
-          <w:rtl w:val="0"/>
-        </w:rPr>
-        <w:t xml:space="preserve">Bà Đoàn Thị Hồng lấy ông Đỗ Văn Thịệp ở Phúc Thành  </w:t>
+        <w:t xml:space="preserve">Bà Đoàn Lý Tiểu Yến NS 2021</w:t>
+      </w:r>
+    </w:p>
+    <w:p>
+      <w:pPr>
+        <w:ind w:left="5040" w:firstLine="720"/>
+        <w:rPr>
+          <w:sz w:val="20"/>
+          <w:szCs w:val="20"/>
+        </w:rPr>
+      </w:pPr>
+      <w:r>
+        <w:rPr>
+          <w:sz w:val="20"/>
+          <w:szCs w:val="20"/>
+          <w:rtl w:val="0"/>
+        </w:rPr>
+        <w:t xml:space="preserve">Bà Đoàn Thị Xuân NS 1985 lấy ông Lê Văn Thành ở Vũ Phúc</w:t>
+      </w:r>
+    </w:p>
+    <w:p>
+      <w:pPr>
+        <w:ind w:left="4320" w:firstLine="720"/>
+        <w:rPr>
+          <w:sz w:val="20"/>
+          <w:szCs w:val="20"/>
+        </w:rPr>
+      </w:pPr>
+      <w:r>
+        <w:rPr>
+          <w:sz w:val="20"/>
+          <w:szCs w:val="20"/>
+          <w:rtl w:val="0"/>
+        </w:rPr>
+        <w:t xml:space="preserve">Ông Đoàn Văn Phú mất sớm</w:t>
+      </w:r>
+    </w:p>
+    <w:p>
+      <w:pPr>
+        <w:ind w:left="4320" w:firstLine="720"/>
+        <w:rPr>
+          <w:sz w:val="20"/>
+          <w:szCs w:val="20"/>
+        </w:rPr>
+      </w:pPr>
+      <w:r>
+        <w:rPr>
+          <w:sz w:val="20"/>
+          <w:szCs w:val="20"/>
+          <w:rtl w:val="0"/>
+        </w:rPr>
+        <w:t xml:space="preserve">Ông Đoàn Văn Dẫn NS 1966 - Bà Nguyễn Thị Xuân NS 1968</w:t>
+      </w:r>
+    </w:p>
+    <w:p>
+      <w:pPr>
+        <w:ind w:left="5040" w:firstLine="720"/>
+        <w:rPr>
+          <w:sz w:val="20"/>
+          <w:szCs w:val="20"/>
+        </w:rPr>
+      </w:pPr>
+      <w:r>
+        <w:rPr>
+          <w:sz w:val="20"/>
+          <w:szCs w:val="20"/>
+          <w:rtl w:val="0"/>
+        </w:rPr>
+        <w:t xml:space="preserve">Bà Đoàn Thị Hồng NS 1989 lấy ông Đỗ Văn Thịệp ở Phúc Thành  </w:t>
       </w:r>
     </w:p>
     <w:p>
@@ -9461,24 +9478,24 @@
           <w:szCs w:val="20"/>
           <w:rtl w:val="0"/>
         </w:rPr>
-        <w:t xml:space="preserve">Ông Đoàn Văn Tuất NS 1970 - Bà Trần Thị Thơm NS </w:t>
-      </w:r>
-    </w:p>
-    <w:p>
-      <w:pPr>
-        <w:ind w:left="5040" w:firstLine="720"/>
-        <w:rPr>
-          <w:sz w:val="20"/>
-          <w:szCs w:val="20"/>
-        </w:rPr>
-      </w:pPr>
-      <w:r>
-        <w:rPr>
-          <w:sz w:val="20"/>
-          <w:szCs w:val="20"/>
-          <w:rtl w:val="0"/>
-        </w:rPr>
-        <w:t xml:space="preserve">Ông Đoàn Văn Hiệp NS 1996 - Thu NS</w:t>
+        <w:t xml:space="preserve">Ông Đoàn Văn Tuất NS 1970 - Bà Trần Thị Thơm NS 1972 </w:t>
+      </w:r>
+    </w:p>
+    <w:p>
+      <w:pPr>
+        <w:ind w:left="5040" w:firstLine="720"/>
+        <w:rPr>
+          <w:sz w:val="20"/>
+          <w:szCs w:val="20"/>
+        </w:rPr>
+      </w:pPr>
+      <w:r>
+        <w:rPr>
+          <w:sz w:val="20"/>
+          <w:szCs w:val="20"/>
+          <w:rtl w:val="0"/>
+        </w:rPr>
+        <w:t xml:space="preserve">Ông Đoàn Văn Hiệp NS 1996 - Phạm Thị Thu NS 1996</w:t>
       </w:r>
     </w:p>
     <w:p>
@@ -9495,24 +9512,24 @@
           <w:szCs w:val="20"/>
           <w:rtl w:val="0"/>
         </w:rPr>
-        <w:t xml:space="preserve">Bà Đoàn Thị Anh NS </w:t>
-      </w:r>
-    </w:p>
-    <w:p>
-      <w:pPr>
-        <w:ind w:left="5040" w:firstLine="720"/>
-        <w:rPr>
-          <w:sz w:val="20"/>
-          <w:szCs w:val="20"/>
-        </w:rPr>
-      </w:pPr>
-      <w:r>
-        <w:rPr>
-          <w:sz w:val="20"/>
-          <w:szCs w:val="20"/>
-          <w:rtl w:val="0"/>
-        </w:rPr>
-        <w:t xml:space="preserve">Ông Đoàn Văn Cường NS </w:t>
+        <w:t xml:space="preserve">Bà Đoàn Ngọc Quỳnh Anh NS 1996   </w:t>
+      </w:r>
+    </w:p>
+    <w:p>
+      <w:pPr>
+        <w:ind w:left="5040" w:firstLine="720"/>
+        <w:rPr>
+          <w:sz w:val="20"/>
+          <w:szCs w:val="20"/>
+        </w:rPr>
+      </w:pPr>
+      <w:r>
+        <w:rPr>
+          <w:sz w:val="20"/>
+          <w:szCs w:val="20"/>
+          <w:rtl w:val="0"/>
+        </w:rPr>
+        <w:t xml:space="preserve">Ông Đoàn Văn Cường NS 2003</w:t>
       </w:r>
     </w:p>
     <w:p>
@@ -9546,41 +9563,41 @@
           <w:szCs w:val="20"/>
           <w:rtl w:val="0"/>
         </w:rPr>
-        <w:t xml:space="preserve">Ông Đoàn Văn Đàn NS 1977 - Bà Phan Thị An NS</w:t>
-      </w:r>
-    </w:p>
-    <w:p>
-      <w:pPr>
-        <w:ind w:left="5040" w:firstLine="720"/>
-        <w:rPr>
-          <w:sz w:val="20"/>
-          <w:szCs w:val="20"/>
-        </w:rPr>
-      </w:pPr>
-      <w:r>
-        <w:rPr>
-          <w:sz w:val="20"/>
-          <w:szCs w:val="20"/>
-          <w:rtl w:val="0"/>
-        </w:rPr>
-        <w:t xml:space="preserve">Bà Đoàn Thị Trang SN lấy ông Dũng ở Hưng Yên </w:t>
-      </w:r>
-    </w:p>
-    <w:p>
-      <w:pPr>
-        <w:ind w:left="5040" w:firstLine="720"/>
-        <w:rPr>
-          <w:sz w:val="20"/>
-          <w:szCs w:val="20"/>
-        </w:rPr>
-      </w:pPr>
-      <w:r>
-        <w:rPr>
-          <w:sz w:val="20"/>
-          <w:szCs w:val="20"/>
-          <w:rtl w:val="0"/>
-        </w:rPr>
-        <w:t xml:space="preserve">Ông Đoàn Văn Nam SN </w:t>
+        <w:t xml:space="preserve">Ông Đoàn Văn Đàn NS 1977 - Bà Phan Thị An NS 1982</w:t>
+      </w:r>
+    </w:p>
+    <w:p>
+      <w:pPr>
+        <w:ind w:left="5040" w:firstLine="720"/>
+        <w:rPr>
+          <w:sz w:val="20"/>
+          <w:szCs w:val="20"/>
+        </w:rPr>
+      </w:pPr>
+      <w:r>
+        <w:rPr>
+          <w:sz w:val="20"/>
+          <w:szCs w:val="20"/>
+          <w:rtl w:val="0"/>
+        </w:rPr>
+        <w:t xml:space="preserve">Bà Đoàn Kiều Trang SN 2000 lấy ông Dũng ở Hưng Yên </w:t>
+      </w:r>
+    </w:p>
+    <w:p>
+      <w:pPr>
+        <w:ind w:left="5040" w:firstLine="720"/>
+        <w:rPr>
+          <w:sz w:val="20"/>
+          <w:szCs w:val="20"/>
+        </w:rPr>
+      </w:pPr>
+      <w:r>
+        <w:rPr>
+          <w:sz w:val="20"/>
+          <w:szCs w:val="20"/>
+          <w:rtl w:val="0"/>
+        </w:rPr>
+        <w:t xml:space="preserve">Ông Đoàn Văn Nam SN 2007</w:t>
       </w:r>
     </w:p>
     <w:p>

--- a/data/sua gia pha 8.5.docx
+++ b/data/sua gia pha 8.5.docx
@@ -3205,12 +3205,7 @@
         </w:rPr>
       </w:pPr>
       <w:r>
-        <w:rPr>
-          <w:sz w:val="20"/>
-          <w:szCs w:val="20"/>
-          <w:rtl w:val="0"/>
-        </w:rPr>
-        <w:t xml:space="preserve">Ông Đoàn Thị Vanh NS lấy ô Nguyễn Đức Uấn ở cùng làng</w:t>
+        <w:t>Bà Đoàn Thị Vanh NS lấy ô Nguyễn Đức Uấn ở cùng làng</w:t>
       </w:r>
     </w:p>
     <w:p>
